--- a/WhatIWrote/Doctoral_Research_Plan_Full_KOR.docx
+++ b/WhatIWrote/Doctoral_Research_Plan_Full_KOR.docx
@@ -45,12 +45,12 @@
     </w:p>
     <w:p>
       <w:r>
-        <w:t>이 질서를 분석할 때 2015년과 2020년을 구분하는 것이 중요하다. 2015년은 파리협정이 채택되어 새로운 기준점이 제시된 해이고, 2020년은 협정의 본격 적용과 이행 논리가 가시화되기 시작한 전환점이다. 따라서 본 연구는 2015~2019년을 제도적 전환과 기대의 형성 국면으로, 2020~2026년을 이행과 재조정의 국면으로 구분하고, 그 안에서 2016년 발효, 2017년 미국 탈퇴 선언, 2021년 미국 재가입, COP, IPCC 보고서, NDC 갱신, 대형 기후재난, 국내 정책·정치 이벤트를 중심으로 세부 비교를 수행한다.</w:t>
-      </w:r>
-    </w:p>
-    <w:p>
-      <w:r>
-        <w:t>한국 유튜브는 과학 정보, 개인 경험, 정치적 주장, 허위·왜곡 정보가 한 공간에서 유통되고, 영상 발화와 댓글 반응, 행위자 관계가 동시에 축적되는 플랫폼이라는 점에서 담론 변동을 추적하기에 적합하다. 특히 유튜브는 추천과 개인화의 영향 아래 메시지 노출과 반응이 구조화되므로, 어떤 주제가 어떤 공중에게 어떤 정서와 태도로 수용되는지를 장기적으로 관찰할 수 있다. 국내 연구는 기후 관련 유튜브 콘텐츠의 주제 구조나 용어 차이를 탐색해 왔지만, 한국 유튜브를 대상으로 영상·댓글·행위자 네트워크를 하나의 시간축에서 통합 분석한 장기 연구는 여전히 부족하다(Allgaier, 2019; de Nadal, 2024; Shapiro &amp; Park, 2018; 임연수 외, 2021; 임연수, 2023).</w:t>
+        <w:t>이 질서를 분석할 때 2015년과 2020년을 구분하는 것이 중요하다. 2015년은 파리협정이 채택되어 새로운 기준점이 제시된 해이고(UNFCCC, 2015), 2020년은 협정의 본격 적용과 이행 논리가 가시화되기 시작한 전환점이다. 따라서 본 연구는 2015~2019년을 제도적 전환과 기대의 형성 국면으로, 2020~2026년을 이행과 재조정의 국면으로 구분하고, 그 안에서 2016년 발효, 2017년 미국 탈퇴 선언, 2021년 미국 재가입, COP, IPCC 종합보고서, NDC 갱신, 대형 기후재난, 국내 정책·정치 이벤트를 중심으로 세부 비교를 수행한다.</w:t>
+      </w:r>
+    </w:p>
+    <w:p>
+      <w:r>
+        <w:t>한국 유튜브는 과학 정보, 개인 경험, 정치적 주장, 허위·왜곡 정보가 함께 유통되고 영상 발화와 댓글 반응을 연결해서 관찰할 수 있다는 점에서 기후 담론 변동을 추적하기에 적합한 플랫폼이다(Allgaier, 2019; Shapiro &amp; Park, 2018). 국외 연구는 유튜브에서 기후 관련 허위정보, 추천 구조, post-video discussion이 함께 문제화된다는 점을 보여주며(Allgaier, 2019; de Nadal, 2024; Shapiro &amp; Park, 2018), 이 플랫폼을 장기 비교 분석의 대상으로 삼을 필요를 제기한다. 국내 연구는 한국 유튜브에서 기후 관련 콘텐츠의 주제 구조와 용어 차이를 탐색해 왔다(임연수 외, 2021; 임연수, 2023). 본 연구는 이러한 선행연구를 바탕으로 영상·댓글·행위자 네트워크를 하나의 시간축에서 함께 읽는 통합 분석 설계를 제안한다.</w:t>
       </w:r>
     </w:p>
     <w:p/>
@@ -122,7 +122,7 @@
     </w:p>
     <w:p>
       <w:r>
-        <w:t>이에 따라 시간 구획은 두 층으로 설계한다. 첫째, 2015~2019년과 2020~2026년이라는 대구획을 두어 신기후체제의 형성 국면과 이행 국면을 구분한다. 둘째, 각 대구획 안에서 COP, IPCC 평가보고서, NDC 갱신, 주요국 정책 변화, 대형 기후재난, 국내 정치·정책 이벤트 전후를 사건 기반 소구획으로 설정해 국면별 담론 재편을 비교한다.</w:t>
+        <w:t>이에 따라 시간 구획은 두 층으로 설계한다. 첫째, 2015~2019년과 2020~2026년이라는 대구획을 두어 신기후체제의 형성 국면과 이행 국면을 구분한다. 둘째, 각 대구획 안에서 COP, IPCC 평가보고서와 종합보고서(IPCC, 2023), NDC 갱신, 주요국 정책 변화, 대형 기후재난, 국내 정치·정책 이벤트 전후를 사건 기반 소구획으로 설정해 국면별 담론 재편을 비교한다.</w:t>
       </w:r>
     </w:p>
     <w:p/>
@@ -175,7 +175,7 @@
     </w:p>
     <w:p>
       <w:r>
-        <w:t>셋째 단계에서는 댓글 자료를 중심으로 정서 및 태도 분석을 수행한다. 여기서는 분노, 불안, 냉소, 조롱, 희망과 같은 정서와, 과학 수용·회의, 책임 귀속, 정책 찬반, 지연 정당화와 같은 태도를 구분하여 파악한다. 자료의 규모와 코드북 안정성에 따라 사전 기반 접근, 지도학습 분류기, 기타 기계학습 기법을 병행하고, 표본 자료에 대한 인적 검토를 통해 분류 적합도를 점검한다(Pang &amp; Lee, 2008; Mohammad et al., 2016).</w:t>
+        <w:t>셋째 단계에서는 댓글 자료를 중심으로 정서 및 입장 분석을 수행한다. 여기서는 분노, 불안, 냉소, 조롱, 희망과 같은 정서 반응을 우선 구분하고, 과학 수용·회의, 책임 귀속, 정책 찬반과 같은 입장성 범주는 코드북 정련과 표본 검토를 거쳐 단계적으로 범주화한다. 자료의 규모와 코드북 안정성에 따라 사전 기반 정서 분석, 지도학습 분류기, 기타 기계학습 기법을 병행하고, 표본 자료에 대한 인적 검토를 통해 범주 정의와 분류 적합도를 점검한다(Pang &amp; Lee, 2008; Mohammad et al., 2016; Elgammal et al., 2026). 지연 담론, 책임 전가, 정책 회피와 같은 세부 해석은 지연 담론(climate delay discourse) 유형화를 제시한 선행연구와 대조하여 수행한다(Lamb et al., 2020).</w:t>
       </w:r>
     </w:p>
     <w:p>
@@ -271,6 +271,12 @@
       </w:r>
     </w:p>
     <w:p>
+      <w:pPr/>
+      <w:r>
+        <w:t>Elgammal, N., Mohamed, H. A., Halim, S. A. L. A., Abd ElRahman, F. S., &amp; Fawzy, H. E. (2026). Analyzing YouTube users' comments on climate change issues presented through immersive mixed reality using sentiment analysis and network analysis tools. Frontiers in Communication, 10, 1657059.</w:t>
+      </w:r>
+    </w:p>
+    <w:p>
       <w:r>
         <w:t>Franzke, A. S., Bechmann, A., Zimmer, M., Ess, C., &amp; Association of Internet Researchers. (2020). Internet research: Ethical guidelines 3.0. Association of Internet Researchers.</w:t>
       </w:r>
@@ -288,6 +294,12 @@
     <w:p>
       <w:r>
         <w:t>IPCC. (2023). Climate change 2023: Synthesis report. IPCC.</w:t>
+      </w:r>
+    </w:p>
+    <w:p>
+      <w:pPr/>
+      <w:r>
+        <w:t>Lamb, W. F., Mattioli, G., Levi, S., Roberts, J. T., Capstick, S., Creutzig, F., Minx, J. C., Müller-Hansen, F., Culhane, T., &amp; Steinberger, J. K. (2020). Discourses of climate delay. Global Sustainability, 3, e17.</w:t>
       </w:r>
     </w:p>
     <w:p>
